--- a/ky/wisdom-stories/no-one-listens-to-constant-complainers.docx
+++ b/ky/wisdom-stories/no-one-listens-to-constant-complainers.docx
@@ -39,7 +39,7 @@
           <w:sz w:val="22"/>
           <w:lang w:val="ky-KG"/>
         </w:rPr>
-        <w:t>Көптү көргөн бир адам ошол эле көйгөйлөрүнө кайра-кайра даттанган бир топ кишиге мындай сабак берет. Ал күлкүлүү тамаша айтып берет; баары чын жүрөктөн каткырып күлөт. Ошол эле тамашату экинчи жолу айтат; адамдардын бир бөлүгү гана күлөт. Үчүнчү жолу айтканда болсо, эч кимдин эрди да кыймылдабайт.</w:t>
+        <w:t>Көптү көргөн бир адам ошол эле көйгөйлөрүнө кайра-кайра даттанган бир топ кишиге мындай сабак берет. Ал күлкүлүү тамаша айтып берет; баары чын жүрөктөн каткырып күлөт. Ошол эле тамашаны экинчи жолу айтат; адамдардын бир бөлүгү гана күлөт. Үчүнчү жолу айтканда болсо, эч кимдин эрди да кыймылдабайт.</w:t>
       </w:r>
     </w:p>
     <w:p>
@@ -81,7 +81,7 @@
           <w:sz w:val="22"/>
           <w:lang w:val="ky-KG"/>
         </w:rPr>
-        <w:t xml:space="preserve">Сабак: </w:t>
+        <w:t>Сабак: Бир эле даттанууну кайра-кайра угуу, бир эле тамашаны кайра угууга окшоп, адамды тажатат. Даттанууга кеткен күчтү айла табууга жумша.</w:t>
       </w:r>
       <w:r>
         <w:rPr>
@@ -90,7 +90,6 @@
           <w:sz w:val="22"/>
           <w:lang w:val="ky-KG"/>
         </w:rPr>
-        <w:t>Бир эле муңду кайталай бергенден маселе чечилбейт. Даттанууга кеткен күчтү айла табууга жумша.</w:t>
       </w:r>
     </w:p>
     <w:p>
@@ -110,7 +109,7 @@
           <w:sz w:val="18"/>
           <w:lang w:val="ky-KG"/>
         </w:rPr>
-        <w:t>Окуя ачык интернет булактарынан алынды.</w:t>
+        <w:t>Аңгемелер ачык интернет булактарынан алынган, иллюстрациялар болсо ЖИ менен түзүлгөн.</w:t>
       </w:r>
     </w:p>
     <w:sectPr>
